--- a/deliverables/PlaceIQ_Demo_Runbook.docx
+++ b/deliverables/PlaceIQ_Demo_Runbook.docx
@@ -5756,7 +5756,7 @@
                 <w:sz w:val="17"/>
                 <w:szCs w:val="17"/>
               </w:rPr>
-              <w:t xml:space="preserve">Presenting after 15 Dec 2026 (seeded deadline)</w:t>
+              <w:t xml:space="preserve">Presenting after 31 Dec 2026 (seeded deadline)</w:t>
             </w:r>
           </w:p>
         </w:tc>

--- a/deliverables/PlaceIQ_Demo_Runbook.docx
+++ b/deliverables/PlaceIQ_Demo_Runbook.docx
@@ -364,7 +364,7 @@
                 <w:sz w:val="19"/>
                 <w:szCs w:val="19"/>
               </w:rPr>
-              <w:t xml:space="preserve">Schema &amp; normalization</w:t>
+              <w:t xml:space="preserve">Schema, normalization &amp; DDL</w:t>
             </w:r>
           </w:p>
         </w:tc>
@@ -453,7 +453,7 @@
                 <w:sz w:val="19"/>
                 <w:szCs w:val="19"/>
               </w:rPr>
-              <w:t xml:space="preserve">DDL, data &amp; queries</w:t>
+              <w:t xml:space="preserve">SQL queries &amp; rules</w:t>
             </w:r>
           </w:p>
         </w:tc>
@@ -542,7 +542,7 @@
                 <w:sz w:val="19"/>
                 <w:szCs w:val="19"/>
               </w:rPr>
-              <w:t xml:space="preserve">Rules, transactions &amp; performance</w:t>
+              <w:t xml:space="preserve">Analytics &amp; performance</w:t>
             </w:r>
           </w:p>
         </w:tc>
@@ -762,7 +762,7 @@
                 <w:sz w:val="19"/>
                 <w:szCs w:val="19"/>
               </w:rPr>
-              <w:t xml:space="preserve">M4 · [Member 4] (driving); M3 can operate the laptop</w:t>
+              <w:t xml:space="preserve">M3 · [Member 3] (driving); M4 can operate the laptop</w:t>
             </w:r>
           </w:p>
         </w:tc>
@@ -823,7 +823,7 @@
                 <w:sz w:val="19"/>
                 <w:szCs w:val="19"/>
               </w:rPr>
-              <w:t xml:space="preserve">Slide 14, at about 12:00 into the talk</w:t>
+              <w:t xml:space="preserve">Slide 14, at about 9:35 into the talk</w:t>
             </w:r>
           </w:p>
         </w:tc>
@@ -884,7 +884,7 @@
                 <w:sz w:val="19"/>
                 <w:szCs w:val="19"/>
               </w:rPr>
-              <w:t xml:space="preserve">75 seconds for the core demo (steps 4–6); the rest is optional for Q&amp;A</w:t>
+              <w:t xml:space="preserve">55 seconds for the core demo (steps 4–6); the rest is optional for Q&amp;A</w:t>
             </w:r>
           </w:p>
         </w:tc>
